--- a/guides/學院美術館導覽手冊.docx
+++ b/guides/學院美術館導覽手冊.docx
@@ -204,7 +204,7 @@
           <w:rFonts w:ascii="Microsoft JhengHei" w:hAnsi="Microsoft JhengHei" w:eastAsia="Microsoft JhengHei"/>
           <w:sz w:val="21"/>
         </w:rPr>
-        <w:t>• 地址：Via Ricasoli, 58/60, 50129 Firenze FI</w:t>
+        <w:t>• 地址：Via Ricasoli, 58/60, 50122 Firenze FI</w:t>
       </w:r>
     </w:p>
     <w:p>
@@ -1254,7 +1254,7 @@
         <w:pStyle w:val="Heading3"/>
       </w:pPr>
       <w:r>
-        <w:t>1. 大衛像（David, 1501-1504）— 米開朗基羅</w:t>
+        <w:t>1. 大衛像（David, 1501-1504）— 米開朗基羅（Michelangelo Buonarroti, 1475/3/6–1564/2/18）</w:t>
       </w:r>
     </w:p>
     <w:p>
@@ -1579,7 +1579,22 @@
                 <w:rFonts w:ascii="Microsoft JhengHei" w:hAnsi="Microsoft JhengHei" w:eastAsia="Microsoft JhengHei"/>
                 <w:sz w:val="19"/>
               </w:rPr>
-              <w:t>1501 年 9 月 - 1504 年 4 月（約 2 年半）</w:t>
+              <w:t>1501-1504（</w:t>
+            </w:r>
+            <w:r>
+              <w:rPr>
+                <w:rFonts w:ascii="Microsoft JhengHei" w:hAnsi="Microsoft JhengHei" w:eastAsia="Microsoft JhengHei"/>
+                <w:b/>
+                <w:sz w:val="19"/>
+              </w:rPr>
+              <w:t>1504/9/8 公開揭幕</w:t>
+            </w:r>
+            <w:r>
+              <w:rPr>
+                <w:rFonts w:ascii="Microsoft JhengHei" w:hAnsi="Microsoft JhengHei" w:eastAsia="Microsoft JhengHei"/>
+                <w:sz w:val="19"/>
+              </w:rPr>
+              <w:t>，約 2 年半完成）</w:t>
             </w:r>
           </w:p>
         </w:tc>
@@ -3305,7 +3320,7 @@
           <w:rFonts w:ascii="Microsoft JhengHei" w:hAnsi="Microsoft JhengHei" w:eastAsia="Microsoft JhengHei"/>
           <w:sz w:val="21"/>
         </w:rPr>
-        <w:t xml:space="preserve">• </w:t>
+        <w:t xml:space="preserve">• ⚠ </w:t>
       </w:r>
       <w:r>
         <w:rPr>
@@ -3313,14 +3328,13 @@
           <w:b/>
           <w:sz w:val="21"/>
         </w:rPr>
-        <w:t>大型背包、行李箱</w:t>
+        <w:t>學院美術館館內無寄物處（無 cloakroom / luggage storage）</w:t>
       </w:r>
       <w:r>
         <w:rPr>
           <w:rFonts w:ascii="Microsoft JhengHei" w:hAnsi="Microsoft JhengHei" w:eastAsia="Microsoft JhengHei"/>
           <w:sz w:val="21"/>
         </w:rPr>
-        <w:t>：不得攜入，門口有免費寄物處（cloakroom）</w:t>
       </w:r>
     </w:p>
     <w:p>
@@ -3332,7 +3346,7 @@
           <w:rFonts w:ascii="Microsoft JhengHei" w:hAnsi="Microsoft JhengHei" w:eastAsia="Microsoft JhengHei"/>
           <w:sz w:val="21"/>
         </w:rPr>
-        <w:t xml:space="preserve">• </w:t>
+        <w:t>• 只能帶入</w:t>
       </w:r>
       <w:r>
         <w:rPr>
@@ -3340,14 +3354,14 @@
           <w:b/>
           <w:sz w:val="21"/>
         </w:rPr>
-        <w:t>雨傘</w:t>
+        <w:t>不超過 40 × 30 × 18 公分</w:t>
       </w:r>
       <w:r>
         <w:rPr>
           <w:rFonts w:ascii="Microsoft JhengHei" w:hAnsi="Microsoft JhengHei" w:eastAsia="Microsoft JhengHei"/>
           <w:sz w:val="21"/>
         </w:rPr>
-        <w:t>：長柄雨傘必須寄存</w:t>
+        <w:t>的小型個人包／背包</w:t>
       </w:r>
     </w:p>
     <w:p>
@@ -3367,14 +3381,44 @@
           <w:b/>
           <w:sz w:val="21"/>
         </w:rPr>
-        <w:t>自拍桿、三腳架</w:t>
+        <w:t>超尺寸背包、行李箱、頭盔</w:t>
       </w:r>
       <w:r>
         <w:rPr>
           <w:rFonts w:ascii="Microsoft JhengHei" w:hAnsi="Microsoft JhengHei" w:eastAsia="Microsoft JhengHei"/>
           <w:sz w:val="21"/>
         </w:rPr>
-        <w:t>：禁止攜入</w:t>
+        <w:t>等</w:t>
+      </w:r>
+      <w:r>
+        <w:rPr>
+          <w:rFonts w:ascii="Microsoft JhengHei" w:hAnsi="Microsoft JhengHei" w:eastAsia="Microsoft JhengHei"/>
+          <w:b/>
+          <w:sz w:val="21"/>
+        </w:rPr>
+        <w:t>不得入館</w:t>
+      </w:r>
+      <w:r>
+        <w:rPr>
+          <w:rFonts w:ascii="Microsoft JhengHei" w:hAnsi="Microsoft JhengHei" w:eastAsia="Microsoft JhengHei"/>
+          <w:sz w:val="21"/>
+        </w:rPr>
+        <w:t>且</w:t>
+      </w:r>
+      <w:r>
+        <w:rPr>
+          <w:rFonts w:ascii="Microsoft JhengHei" w:hAnsi="Microsoft JhengHei" w:eastAsia="Microsoft JhengHei"/>
+          <w:b/>
+          <w:sz w:val="21"/>
+        </w:rPr>
+        <w:t>無處可寄</w:t>
+      </w:r>
+      <w:r>
+        <w:rPr>
+          <w:rFonts w:ascii="Microsoft JhengHei" w:hAnsi="Microsoft JhengHei" w:eastAsia="Microsoft JhengHei"/>
+          <w:sz w:val="21"/>
+        </w:rPr>
+        <w:t>，必須事先在他處寄放（KiPoint Firenze SMN 等）</w:t>
       </w:r>
     </w:p>
     <w:p>
@@ -3394,14 +3438,14 @@
           <w:b/>
           <w:sz w:val="21"/>
         </w:rPr>
-        <w:t>小型隨身包</w:t>
+        <w:t>長柄雨傘、自拍桿、三腳架</w:t>
       </w:r>
       <w:r>
         <w:rPr>
           <w:rFonts w:ascii="Microsoft JhengHei" w:hAnsi="Microsoft JhengHei" w:eastAsia="Microsoft JhengHei"/>
           <w:sz w:val="21"/>
         </w:rPr>
-        <w:t>：可以帶入（建議斜背包，方便又防扒）</w:t>
+        <w:t>禁止攜入</w:t>
       </w:r>
     </w:p>
     <w:p>
@@ -3413,7 +3457,22 @@
           <w:rFonts w:ascii="Microsoft JhengHei" w:hAnsi="Microsoft JhengHei" w:eastAsia="Microsoft JhengHei"/>
           <w:sz w:val="21"/>
         </w:rPr>
-        <w:t>• 寄物處在入口安檢區旁邊，免費但不負保管責任</w:t>
+        <w:t xml:space="preserve">• </w:t>
+      </w:r>
+      <w:r>
+        <w:rPr>
+          <w:rFonts w:ascii="Microsoft JhengHei" w:hAnsi="Microsoft JhengHei" w:eastAsia="Microsoft JhengHei"/>
+          <w:b/>
+          <w:sz w:val="21"/>
+        </w:rPr>
+        <w:t>小型斜背包</w:t>
+      </w:r>
+      <w:r>
+        <w:rPr>
+          <w:rFonts w:ascii="Microsoft JhengHei" w:hAnsi="Microsoft JhengHei" w:eastAsia="Microsoft JhengHei"/>
+          <w:sz w:val="21"/>
+        </w:rPr>
+        <w:t>建議方便又防扒</w:t>
       </w:r>
     </w:p>
     <w:p>
@@ -4230,7 +4289,7 @@
           <w:rFonts w:ascii="Microsoft JhengHei" w:hAnsi="Microsoft JhengHei" w:eastAsia="Microsoft JhengHei"/>
           <w:i/>
         </w:rPr>
-        <w:t>最後更新：2026/3/22</w:t>
+        <w:t>最後更新：2026/05/13（三方審查修訂版）</w:t>
       </w:r>
       <w:r>
         <w:rPr>
